--- a/assets/modeles_standard/avis_appel_charges.docx
+++ b/assets/modeles_standard/avis_appel_charges.docx
@@ -1253,6 +1253,14 @@
           </w:p>
           <w:p>
             <w:pPr>
+              <w:spacing w:before="0" w:after="40" w:line="900" w:lineRule="atLeast"/>
+            </w:pPr>
+            <w:r>
+              <w:t xml:space="preserve">{{SIGNATURE_EMETTEUR}}  {{CACHET_EMETTEUR}}</w:t>
+            </w:r>
+          </w:p>
+          <w:p>
+            <w:pPr>
               <w:spacing w:before="0" w:after="40" w:line="264" w:lineRule="auto"/>
             </w:pPr>
             <w:r>
@@ -1266,7 +1274,7 @@
           </w:p>
           <w:p>
             <w:pPr>
-              <w:spacing w:before="0" w:after="0" w:line="900" w:lineRule="exact"/>
+              <w:spacing w:before="0" w:after="0" w:line="60" w:lineRule="exact"/>
             </w:pPr>
           </w:p>
         </w:tc>
